--- a/backend/templates/template.docx
+++ b/backend/templates/template.docx
@@ -598,6 +598,15 @@
           <w:sz w:val="24"/>
           <w:szCs w:val="24"/>
         </w:rPr>
+        <w:t xml:space="preserve"> </w:t>
+      </w:r>
+      <w:r>
+        <w:rPr>
+          <w:rFonts w:ascii="Times New Roman" w:hAnsi="Times New Roman"/>
+          <w:b/>
+          <w:sz w:val="24"/>
+          <w:szCs w:val="24"/>
+        </w:rPr>
         <w:t xml:space="preserve">Academic Task Type: </w:t>
       </w:r>
       <w:r>
@@ -664,10 +673,10 @@
       </w:tblPr>
       <w:tblGrid>
         <w:gridCol w:w="1474"/>
-        <w:gridCol w:w="5632"/>
+        <w:gridCol w:w="5637"/>
         <w:gridCol w:w="2150"/>
-        <w:gridCol w:w="1784"/>
-        <w:gridCol w:w="2136"/>
+        <w:gridCol w:w="1783"/>
+        <w:gridCol w:w="2132"/>
       </w:tblGrid>
       <w:tr>
         <w:tc>
@@ -823,7 +832,7 @@
       </w:tr>
       <w:tr>
         <w:trPr>
-          <w:trHeight w:val="223"/>
+          <w:trHeight w:val="82"/>
         </w:trPr>
         <w:tc>
           <w:tcPr>
@@ -932,7 +941,7 @@
       </w:tr>
       <w:tr>
         <w:trPr>
-          <w:trHeight w:val="1088"/>
+          <w:trHeight w:val="74"/>
         </w:trPr>
         <w:tc>
           <w:tcPr>
@@ -943,16 +952,6 @@
             </w:tcBorders>
             <w:shd w:val="clear" w:color="auto" w:fill="auto"/>
           </w:tcPr>
-          <w:p>
-            <w:pPr>
-              <w:spacing w:after="0" w:line="240" w:lineRule="auto"/>
-              <w:rPr>
-                <w:rFonts w:ascii="Times New Roman" w:hAnsi="Times New Roman"/>
-                <w:sz w:val="24"/>
-                <w:szCs w:val="24"/>
-              </w:rPr>
-            </w:pPr>
-          </w:p>
           <w:p>
             <w:pPr>
               <w:spacing w:after="0" w:line="240" w:lineRule="auto"/>
@@ -988,13 +987,57 @@
           <w:p>
             <w:pPr>
               <w:spacing w:after="0" w:line="240" w:lineRule="auto"/>
-              <w:jc w:val="right"/>
-              <w:rPr>
-                <w:rFonts w:ascii="Times New Roman" w:hAnsi="Times New Roman"/>
+              <w:jc w:val="both"/>
+              <w:rPr>
+                <w:rFonts w:ascii="Times New Roman" w:hAnsi="Times New Roman"/>
+                <w:b/>
+                <w:bCs/>
                 <w:sz w:val="24"/>
                 <w:szCs w:val="24"/>
               </w:rPr>
             </w:pPr>
+            <w:r>
+              <w:rPr>
+                <w:rStyle w:val="markedcontent"/>
+                <w:rFonts w:ascii="Times New Roman" w:hAnsi="Times New Roman"/>
+                <w:b/>
+                <w:bCs/>
+                <w:sz w:val="24"/>
+                <w:szCs w:val="24"/>
+              </w:rPr>
+              <w:t>{text}</w:t>
+            </w:r>
+            <w:r>
+              <w:rPr>
+                <w:rFonts w:ascii="Times New Roman" w:hAnsi="Times New Roman"/>
+                <w:b/>
+                <w:bCs/>
+                <w:sz w:val="24"/>
+                <w:szCs w:val="24"/>
+              </w:rPr>
+              <w:t>{</w:t>
+            </w:r>
+            <w:r>
+              <w:rPr>
+                <w:rStyle w:val="hljs-selector-id"/>
+                <w:rFonts w:ascii="Times New Roman" w:hAnsi="Times New Roman"/>
+                <w:b/>
+                <w:bCs/>
+                <w:sz w:val="24"/>
+                <w:szCs w:val="24"/>
+              </w:rPr>
+              <w:t>#options</w:t>
+            </w:r>
+            <w:r>
+              <w:rPr>
+                <w:rFonts w:ascii="Times New Roman" w:hAnsi="Times New Roman"/>
+                <w:b/>
+                <w:bCs/>
+                <w:sz w:val="24"/>
+                <w:szCs w:val="24"/>
+              </w:rPr>
+              <w:t>}</w:t>
+            </w:r>
           </w:p>
           <w:p>
             <w:pPr>
@@ -1010,14 +1053,13 @@
             </w:pPr>
             <w:r>
               <w:rPr>
-                <w:rStyle w:val="markedcontent"/>
                 <w:rFonts w:ascii="Times New Roman" w:hAnsi="Times New Roman"/>
                 <w:b/>
                 <w:bCs/>
                 <w:sz w:val="24"/>
                 <w:szCs w:val="24"/>
               </w:rPr>
-              <w:t>{text}</w:t>
+              <w:t xml:space="preserve"> -{option}{/options}</w:t>
             </w:r>
           </w:p>
         </w:tc>
@@ -1035,26 +1077,6 @@
               <w:spacing w:after="0" w:line="240" w:lineRule="auto"/>
               <w:rPr>
                 <w:rFonts w:ascii="Times New Roman" w:hAnsi="Times New Roman"/>
-                <w:sz w:val="24"/>
-                <w:szCs w:val="24"/>
-              </w:rPr>
-            </w:pPr>
-            <w:r>
-              <w:rPr>
-                <w:rFonts w:ascii="Times New Roman" w:hAnsi="Times New Roman"/>
-                <w:sz w:val="24"/>
-                <w:szCs w:val="24"/>
-              </w:rPr>
-              <w:t xml:space="preserve">        </w:t>
-            </w:r>
-          </w:p>
-          <w:p>
-            <w:pPr>
-              <w:spacing w:after="0" w:line="240" w:lineRule="auto"/>
-              <w:rPr>
-                <w:rFonts w:ascii="Times New Roman" w:hAnsi="Times New Roman"/>
-                <w:b/>
-                <w:bCs/>
                 <w:sz w:val="24"/>
                 <w:szCs w:val="24"/>
               </w:rPr>
@@ -1085,16 +1107,6 @@
               <w:spacing w:after="0" w:line="240" w:lineRule="auto"/>
               <w:rPr>
                 <w:rFonts w:ascii="Times New Roman" w:hAnsi="Times New Roman"/>
-                <w:sz w:val="24"/>
-                <w:szCs w:val="24"/>
-              </w:rPr>
-            </w:pPr>
-          </w:p>
-          <w:p>
-            <w:pPr>
-              <w:spacing w:after="0" w:line="240" w:lineRule="auto"/>
-              <w:rPr>
-                <w:rFonts w:ascii="Times New Roman" w:hAnsi="Times New Roman"/>
                 <w:b/>
                 <w:bCs/>
                 <w:sz w:val="24"/>
@@ -1127,26 +1139,6 @@
               <w:spacing w:after="0" w:line="240" w:lineRule="auto"/>
               <w:rPr>
                 <w:rFonts w:ascii="Times New Roman" w:hAnsi="Times New Roman"/>
-                <w:sz w:val="24"/>
-                <w:szCs w:val="24"/>
-              </w:rPr>
-            </w:pPr>
-            <w:r>
-              <w:rPr>
-                <w:rFonts w:ascii="Times New Roman" w:hAnsi="Times New Roman"/>
-                <w:sz w:val="24"/>
-                <w:szCs w:val="24"/>
-              </w:rPr>
-              <w:t xml:space="preserve">             </w:t>
-            </w:r>
-          </w:p>
-          <w:p>
-            <w:pPr>
-              <w:spacing w:after="0" w:line="240" w:lineRule="auto"/>
-              <w:rPr>
-                <w:rFonts w:ascii="Times New Roman" w:hAnsi="Times New Roman"/>
-                <w:b/>
-                <w:bCs/>
                 <w:sz w:val="24"/>
                 <w:szCs w:val="24"/>
               </w:rPr>
@@ -3093,6 +3085,11 @@
     <w:basedOn w:val="DefaultParagraphFont"/>
     <w:rsid w:val="00781AE5"/>
   </w:style>
+  <w:style w:type="character" w:customStyle="1" w:styleId="hljs-selector-id">
+    <w:name w:val="hljs-selector-id"/>
+    <w:basedOn w:val="DefaultParagraphFont"/>
+    <w:rsid w:val="00950E2D"/>
+  </w:style>
 </w:styles>
 </file>
 

--- a/backend/templates/template.docx
+++ b/backend/templates/template.docx
@@ -1059,7 +1059,7 @@
                 <w:sz w:val="24"/>
                 <w:szCs w:val="24"/>
               </w:rPr>
-              <w:t xml:space="preserve"> -{option}{/options}</w:t>
+              <w:t xml:space="preserve"> {option}{/options}</w:t>
             </w:r>
           </w:p>
         </w:tc>

--- a/backend/templates/template.docx
+++ b/backend/templates/template.docx
@@ -57,7 +57,31 @@
                       <w:szCs w:val="24"/>
                       <w:u w:val="single"/>
                     </w:rPr>
-                    <w:t>{courseCode}</w:t>
+                    <w:t>{</w:t>
+                  </w:r>
+                  <w:proofErr w:type="spellStart"/>
+                  <w:r>
+                    <w:rPr>
+                      <w:rFonts w:ascii="Times New Roman" w:hAnsi="Times New Roman"/>
+                      <w:b/>
+                      <w:bCs/>
+                      <w:sz w:val="24"/>
+                      <w:szCs w:val="24"/>
+                      <w:u w:val="single"/>
+                    </w:rPr>
+                    <w:t>courseCode</w:t>
+                  </w:r>
+                  <w:proofErr w:type="spellEnd"/>
+                  <w:r>
+                    <w:rPr>
+                      <w:rFonts w:ascii="Times New Roman" w:hAnsi="Times New Roman"/>
+                      <w:b/>
+                      <w:bCs/>
+                      <w:sz w:val="24"/>
+                      <w:szCs w:val="24"/>
+                      <w:u w:val="single"/>
+                    </w:rPr>
+                    <w:t>}</w:t>
                   </w:r>
                 </w:p>
               </w:txbxContent>
@@ -107,7 +131,31 @@
                       <w:szCs w:val="24"/>
                       <w:u w:val="single"/>
                     </w:rPr>
-                    <w:t>{allotmentDate}</w:t>
+                    <w:t>{</w:t>
+                  </w:r>
+                  <w:proofErr w:type="spellStart"/>
+                  <w:r>
+                    <w:rPr>
+                      <w:rFonts w:ascii="Times New Roman" w:hAnsi="Times New Roman"/>
+                      <w:b/>
+                      <w:bCs/>
+                      <w:sz w:val="24"/>
+                      <w:szCs w:val="24"/>
+                      <w:u w:val="single"/>
+                    </w:rPr>
+                    <w:t>allotmentDate</w:t>
+                  </w:r>
+                  <w:proofErr w:type="spellEnd"/>
+                  <w:r>
+                    <w:rPr>
+                      <w:rFonts w:ascii="Times New Roman" w:hAnsi="Times New Roman"/>
+                      <w:b/>
+                      <w:bCs/>
+                      <w:sz w:val="24"/>
+                      <w:szCs w:val="24"/>
+                      <w:u w:val="single"/>
+                    </w:rPr>
+                    <w:t>}</w:t>
                   </w:r>
                 </w:p>
               </w:txbxContent>
@@ -159,6 +207,7 @@
                     </w:rPr>
                     <w:t>{</w:t>
                   </w:r>
+                  <w:proofErr w:type="spellStart"/>
                   <w:r>
                     <w:rPr>
                       <w:rFonts w:ascii="Times New Roman" w:hAnsi="Times New Roman"/>
@@ -170,6 +219,7 @@
                     </w:rPr>
                     <w:t>assessmentName</w:t>
                   </w:r>
+                  <w:proofErr w:type="spellEnd"/>
                   <w:r>
                     <w:rPr>
                       <w:rFonts w:ascii="Times New Roman" w:hAnsi="Times New Roman"/>
@@ -295,7 +345,31 @@
                       <w:szCs w:val="24"/>
                       <w:u w:val="single"/>
                     </w:rPr>
-                    <w:t>{submissionDate}</w:t>
+                    <w:t>{</w:t>
+                  </w:r>
+                  <w:proofErr w:type="spellStart"/>
+                  <w:r>
+                    <w:rPr>
+                      <w:rFonts w:ascii="Times New Roman" w:hAnsi="Times New Roman"/>
+                      <w:b/>
+                      <w:bCs/>
+                      <w:sz w:val="24"/>
+                      <w:szCs w:val="24"/>
+                      <w:u w:val="single"/>
+                    </w:rPr>
+                    <w:t>submissionDate</w:t>
+                  </w:r>
+                  <w:proofErr w:type="spellEnd"/>
+                  <w:r>
+                    <w:rPr>
+                      <w:rFonts w:ascii="Times New Roman" w:hAnsi="Times New Roman"/>
+                      <w:b/>
+                      <w:bCs/>
+                      <w:sz w:val="24"/>
+                      <w:szCs w:val="24"/>
+                      <w:u w:val="single"/>
+                    </w:rPr>
+                    <w:t>}</w:t>
                   </w:r>
                 </w:p>
               </w:txbxContent>
@@ -345,7 +419,19 @@
                       <w:szCs w:val="24"/>
                       <w:u w:val="single"/>
                     </w:rPr>
-                    <w:t>{course</w:t>
+                    <w:t>{</w:t>
+                  </w:r>
+                  <w:proofErr w:type="spellStart"/>
+                  <w:r>
+                    <w:rPr>
+                      <w:rFonts w:ascii="Times New Roman" w:hAnsi="Times New Roman"/>
+                      <w:b/>
+                      <w:bCs/>
+                      <w:sz w:val="24"/>
+                      <w:szCs w:val="24"/>
+                      <w:u w:val="single"/>
+                    </w:rPr>
+                    <w:t>course</w:t>
                   </w:r>
                   <w:r>
                     <w:rPr>
@@ -358,6 +444,7 @@
                     </w:rPr>
                     <w:t>Name</w:t>
                   </w:r>
+                  <w:proofErr w:type="spellEnd"/>
                   <w:r>
                     <w:rPr>
                       <w:rFonts w:ascii="Times New Roman" w:hAnsi="Times New Roman"/>
@@ -479,6 +566,7 @@
                     </w:rPr>
                     <w:t>{</w:t>
                   </w:r>
+                  <w:proofErr w:type="spellStart"/>
                   <w:r>
                     <w:rPr>
                       <w:rFonts w:ascii="Times New Roman" w:hAnsi="Times New Roman"/>
@@ -490,6 +578,7 @@
                     </w:rPr>
                     <w:t>maximumMarks</w:t>
                   </w:r>
+                  <w:proofErr w:type="spellEnd"/>
                   <w:r>
                     <w:rPr>
                       <w:rFonts w:ascii="Times New Roman" w:hAnsi="Times New Roman"/>
@@ -617,8 +706,9 @@
           <w:szCs w:val="24"/>
           <w:u w:val="single"/>
         </w:rPr>
-        <w:t>{t</w:t>
-      </w:r>
+        <w:t>{</w:t>
+      </w:r>
+      <w:proofErr w:type="spellStart"/>
       <w:r>
         <w:rPr>
           <w:rFonts w:ascii="Times New Roman" w:hAnsi="Times New Roman"/>
@@ -627,6 +717,16 @@
           <w:szCs w:val="24"/>
           <w:u w:val="single"/>
         </w:rPr>
+        <w:t>t</w:t>
+      </w:r>
+      <w:r>
+        <w:rPr>
+          <w:rFonts w:ascii="Times New Roman" w:hAnsi="Times New Roman"/>
+          <w:b/>
+          <w:sz w:val="24"/>
+          <w:szCs w:val="24"/>
+          <w:u w:val="single"/>
+        </w:rPr>
         <w:t>askT</w:t>
       </w:r>
       <w:r>
@@ -637,7 +737,18 @@
           <w:szCs w:val="24"/>
           <w:u w:val="single"/>
         </w:rPr>
-        <w:t>ype}</w:t>
+        <w:t>ype</w:t>
+      </w:r>
+      <w:proofErr w:type="spellEnd"/>
+      <w:r>
+        <w:rPr>
+          <w:rFonts w:ascii="Times New Roman" w:hAnsi="Times New Roman"/>
+          <w:b/>
+          <w:sz w:val="24"/>
+          <w:szCs w:val="24"/>
+          <w:u w:val="single"/>
+        </w:rPr>
+        <w:t>}</w:t>
       </w:r>
       <w:r>
         <w:rPr>
@@ -987,8 +1098,8 @@
           <w:p>
             <w:pPr>
               <w:spacing w:after="0" w:line="240" w:lineRule="auto"/>
-              <w:jc w:val="both"/>
-              <w:rPr>
+              <w:rPr>
+                <w:rStyle w:val="markedcontent"/>
                 <w:rFonts w:ascii="Times New Roman" w:hAnsi="Times New Roman"/>
                 <w:b/>
                 <w:bCs/>
@@ -1009,13 +1120,59 @@
             </w:r>
             <w:r>
               <w:rPr>
+                <w:rStyle w:val="markedcontent"/>
                 <w:rFonts w:ascii="Times New Roman" w:hAnsi="Times New Roman"/>
                 <w:b/>
                 <w:bCs/>
                 <w:sz w:val="24"/>
                 <w:szCs w:val="24"/>
               </w:rPr>
-              <w:t>{</w:t>
+              <w:t xml:space="preserve"> </w:t>
+            </w:r>
+          </w:p>
+          <w:p>
+            <w:pPr>
+              <w:spacing w:after="0" w:line="240" w:lineRule="auto"/>
+              <w:jc w:val="both"/>
+              <w:rPr>
+                <w:rFonts w:ascii="Times New Roman" w:hAnsi="Times New Roman"/>
+                <w:b/>
+                <w:bCs/>
+                <w:sz w:val="24"/>
+                <w:szCs w:val="24"/>
+              </w:rPr>
+            </w:pPr>
+            <w:r>
+              <w:rPr>
+                <w:rStyle w:val="markedcontent"/>
+                <w:rFonts w:ascii="Times New Roman" w:hAnsi="Times New Roman"/>
+                <w:b/>
+                <w:bCs/>
+                <w:sz w:val="24"/>
+                <w:szCs w:val="24"/>
+              </w:rPr>
+              <w:t>{%</w:t>
+            </w:r>
+            <w:r>
+              <w:rPr>
+                <w:rStyle w:val="markedcontent"/>
+                <w:rFonts w:ascii="Times New Roman" w:hAnsi="Times New Roman"/>
+                <w:b/>
+                <w:bCs/>
+                <w:sz w:val="24"/>
+                <w:szCs w:val="24"/>
+              </w:rPr>
+              <w:t>image}</w:t>
+            </w:r>
+            <w:r>
+              <w:rPr>
+                <w:rFonts w:ascii="Times New Roman" w:hAnsi="Times New Roman"/>
+                <w:b/>
+                <w:bCs/>
+                <w:sz w:val="24"/>
+                <w:szCs w:val="24"/>
+              </w:rPr>
+              <w:t xml:space="preserve"> {</w:t>
             </w:r>
             <w:r>
               <w:rPr>
@@ -1089,7 +1246,29 @@
                 <w:sz w:val="24"/>
                 <w:szCs w:val="24"/>
               </w:rPr>
-              <w:t>{courseOutcome}</w:t>
+              <w:t>{</w:t>
+            </w:r>
+            <w:proofErr w:type="spellStart"/>
+            <w:r>
+              <w:rPr>
+                <w:rFonts w:ascii="Times New Roman" w:hAnsi="Times New Roman"/>
+                <w:b/>
+                <w:bCs/>
+                <w:sz w:val="24"/>
+                <w:szCs w:val="24"/>
+              </w:rPr>
+              <w:t>courseOutcome</w:t>
+            </w:r>
+            <w:proofErr w:type="spellEnd"/>
+            <w:r>
+              <w:rPr>
+                <w:rFonts w:ascii="Times New Roman" w:hAnsi="Times New Roman"/>
+                <w:b/>
+                <w:bCs/>
+                <w:sz w:val="24"/>
+                <w:szCs w:val="24"/>
+              </w:rPr>
+              <w:t>}</w:t>
             </w:r>
           </w:p>
         </w:tc>
@@ -1121,7 +1300,29 @@
                 <w:sz w:val="24"/>
                 <w:szCs w:val="24"/>
               </w:rPr>
-              <w:t>{bloomLevel}</w:t>
+              <w:t>{</w:t>
+            </w:r>
+            <w:proofErr w:type="spellStart"/>
+            <w:r>
+              <w:rPr>
+                <w:rFonts w:ascii="Times New Roman" w:hAnsi="Times New Roman"/>
+                <w:b/>
+                <w:bCs/>
+                <w:sz w:val="24"/>
+                <w:szCs w:val="24"/>
+              </w:rPr>
+              <w:t>bloomLevel</w:t>
+            </w:r>
+            <w:proofErr w:type="spellEnd"/>
+            <w:r>
+              <w:rPr>
+                <w:rFonts w:ascii="Times New Roman" w:hAnsi="Times New Roman"/>
+                <w:b/>
+                <w:bCs/>
+                <w:sz w:val="24"/>
+                <w:szCs w:val="24"/>
+              </w:rPr>
+              <w:t>}</w:t>
             </w:r>
           </w:p>
         </w:tc>
@@ -1542,7 +1743,25 @@
         <w:sz w:val="28"/>
         <w:szCs w:val="28"/>
       </w:rPr>
-      <w:t xml:space="preserve"> {termId}</w:t>
+      <w:t xml:space="preserve"> {</w:t>
+    </w:r>
+    <w:proofErr w:type="spellStart"/>
+    <w:r>
+      <w:rPr>
+        <w:b/>
+        <w:sz w:val="28"/>
+        <w:szCs w:val="28"/>
+      </w:rPr>
+      <w:t>termId</w:t>
+    </w:r>
+    <w:proofErr w:type="spellEnd"/>
+    <w:r>
+      <w:rPr>
+        <w:b/>
+        <w:sz w:val="28"/>
+        <w:szCs w:val="28"/>
+      </w:rPr>
+      <w:t>}</w:t>
     </w:r>
   </w:p>
   <w:p>
